--- a/docs/legal/review-2026-06-16/revised-lolo-care-inc/Legal/DRAFTS/Board Governance/05-board-consent-adopting-governance.docx
+++ b/docs/legal/review-2026-06-16/revised-lolo-care-inc/Legal/DRAFTS/Board Governance/05-board-consent-adopting-governance.docx
@@ -22,12 +22,12 @@
         <w:jc w:val="center"/>
       </w:pPr>
       <w:r>
-        <w:t>LoLo Care Inc</w:t>
+        <w:t>Lolo Care, Inc.</w:t>
       </w:r>
     </w:p>
     <w:p>
       <w:r>
-        <w:t>The undersigned, being all of the members of the board of directors (the "Board") of LoLo Care Inc, a Delaware corporation (the "Company"), hereby adopt the following resolutions by written consent as of [DATE], pursuant to the Delaware General Corporation Law, the Company's certificate of incorporation, and the Company's bylaws.</w:t>
+        <w:t>The undersigned, being all of the members of the board of directors (the "Board") of Lolo Care, Inc., a Delaware corporation (the "Company"), hereby adopt the following resolutions by written consent as of [DATE], pursuant to the Delaware General Corporation Law, the Company's certificate of incorporation, and the Company's bylaws.</w:t>
       </w:r>
     </w:p>
     <w:p>
@@ -77,7 +77,7 @@
           </w:tcPr>
           <w:p>
             <w:r>
-              <w:t>Charles Petrini Poli</w:t>
+              <w:t>Charles Petrini-Poli</w:t>
             </w:r>
           </w:p>
         </w:tc>
@@ -143,7 +143,7 @@
     </w:p>
     <w:p>
       <w:r>
-        <w:t>RESOLVED, that the Founder Voting and Governance Agreement among the Company, Charles Petrini Poli, and Thibaud Peverelli, in substantially the form presented to the Board, is hereby approved;</w:t>
+        <w:t>RESOLVED, that the Founder Voting and Governance Agreement among the Company, Charles Petrini-Poli, and Thibaud Peverelli, in substantially the form presented to the Board, is hereby approved;</w:t>
       </w:r>
     </w:p>
     <w:p>
@@ -215,7 +215,7 @@
     </w:p>
     <w:p>
       <w:r>
-        <w:t>RESOLVED FURTHER, that the Company is authorized to enter into indemnification agreements with Charles Petrini Poli, Thibaud Peverelli, and such other directors and officers as the Board may approve.</w:t>
+        <w:t>RESOLVED FURTHER, that the Company is authorized to enter into indemnification agreements with Charles Petrini-Poli, Thibaud Peverelli, and such other directors and officers as the Board may approve.</w:t>
       </w:r>
     </w:p>
     <w:p>
@@ -270,7 +270,7 @@
           </w:tcPr>
           <w:p>
             <w:r>
-              <w:t>[OFFICER NAME]</w:t>
+              <w:t>Charles Petrini-Poli</w:t>
             </w:r>
           </w:p>
         </w:tc>
@@ -292,7 +292,7 @@
           </w:tcPr>
           <w:p>
             <w:r>
-              <w:t>[OFFICER NAME]</w:t>
+              <w:t>Charles Petrini-Poli</w:t>
             </w:r>
           </w:p>
         </w:tc>
@@ -314,7 +314,7 @@
           </w:tcPr>
           <w:p>
             <w:r>
-              <w:t>[OFFICER NAME]</w:t>
+              <w:t>Thibaud Peverelli</w:t>
             </w:r>
           </w:p>
         </w:tc>
@@ -336,7 +336,7 @@
           </w:tcPr>
           <w:p>
             <w:r>
-              <w:t>[OFFICER NAME]</w:t>
+              <w:t>Thibaud Peverelli</w:t>
             </w:r>
           </w:p>
         </w:tc>
@@ -352,6 +352,19 @@
         </w:tc>
       </w:tr>
     </w:tbl>
+    <w:p>
+      <w:r>
+        <w:t>RESOLVED FURTHER, that the Officer Roles and Authority Appendix, in substantially the form presented to the Board, is hereby adopted and approved as a practical summary of the responsibilities and authority of Charles Petrini-Poli as Chief Executive Officer and President and Thibaud Peverelli as Secretary and Treasurer;</w:t>
+      </w:r>
+    </w:p>
+    <w:p>
+      <w:pPr>
+        <w:pStyle w:val="Heading1"/>
+      </w:pPr>
+      <w:r>
+        <w:t>Officer Roles and Authority Appendix</w:t>
+      </w:r>
+    </w:p>
     <w:p>
       <w:pPr>
         <w:pStyle w:val="Heading1"/>
@@ -395,7 +408,7 @@
     </w:p>
     <w:p>
       <w:r>
-        <w:t>Charles Petrini Poli</w:t>
+        <w:t>Charles Petrini-Poli</w:t>
       </w:r>
     </w:p>
     <w:p>
